--- a/Estudiante 2/Estudiante 2 Documentación Individual.docx
+++ b/Estudiante 2/Estudiante 2 Documentación Individual.docx
@@ -898,6 +898,7 @@
         </w:pBdr>
         <w:spacing/>
         <w:ind w:right="0" w:firstLine="0" w:left="0"/>
+        <w:jc w:val="center"/>
         <w:rPr/>
       </w:pPr>
       <w:r>
@@ -9598,16 +9599,11 @@
           <w:highlight w:val="none"/>
         </w:rPr>
       </w:r>
-    </w:p>
-    <w:p>
-      <w:pPr>
-        <w:pBdr/>
-        <w:spacing/>
-        <w:ind/>
+      <w:r>
         <w:rPr>
           <w:rFonts w:ascii="Times New Roman" w:hAnsi="Times New Roman" w:cs="Times New Roman"/>
         </w:rPr>
-      </w:pPr>
+      </w:r>
       <w:r>
         <w:rPr>
           <w:rFonts w:ascii="Times New Roman" w:hAnsi="Times New Roman" w:cs="Times New Roman"/>
@@ -9620,32 +9616,7 @@
       </w:r>
       <w:r>
         <w:rPr>
-          <w:rFonts w:ascii="Times New Roman" w:hAnsi="Times New Roman" w:cs="Times New Roman"/>
-        </w:rPr>
-      </w:r>
-    </w:p>
-    <w:p>
-      <w:pPr>
-        <w:pBdr/>
-        <w:spacing/>
-        <w:ind/>
-        <w:rPr>
-          <w:rFonts w:ascii="Times New Roman" w:hAnsi="Times New Roman" w:cs="Times New Roman"/>
-        </w:rPr>
-      </w:pPr>
-      <w:r>
-        <w:rPr>
-          <w:rFonts w:ascii="Times New Roman" w:hAnsi="Times New Roman" w:cs="Times New Roman"/>
-        </w:rPr>
-      </w:r>
-      <w:r>
-        <w:rPr>
-          <w:rFonts w:ascii="Times New Roman" w:hAnsi="Times New Roman" w:cs="Times New Roman"/>
-        </w:rPr>
-      </w:r>
-      <w:r>
-        <w:rPr>
-          <w:rFonts w:ascii="Times New Roman" w:hAnsi="Times New Roman" w:cs="Times New Roman"/>
+          <w:highlight w:val="none"/>
         </w:rPr>
       </w:r>
     </w:p>
@@ -10989,31 +10960,6 @@
     </w:p>
     <w:p>
       <w:pPr>
-        <w:pBdr/>
-        <w:spacing/>
-        <w:ind/>
-        <w:rPr>
-          <w:rFonts w:ascii="Times New Roman" w:hAnsi="Times New Roman" w:cs="Times New Roman"/>
-        </w:rPr>
-      </w:pPr>
-      <w:r>
-        <w:rPr>
-          <w:rFonts w:ascii="Times New Roman" w:hAnsi="Times New Roman" w:cs="Times New Roman"/>
-        </w:rPr>
-      </w:r>
-      <w:r>
-        <w:rPr>
-          <w:rFonts w:ascii="Times New Roman" w:hAnsi="Times New Roman" w:cs="Times New Roman"/>
-        </w:rPr>
-      </w:r>
-      <w:r>
-        <w:rPr>
-          <w:rFonts w:ascii="Times New Roman" w:hAnsi="Times New Roman" w:cs="Times New Roman"/>
-        </w:rPr>
-      </w:r>
-    </w:p>
-    <w:p>
-      <w:pPr>
         <w:pStyle w:val="793"/>
         <w:pBdr>
           <w:top w:val="none" w:color="000000" w:sz="4" w:space="0"/>
@@ -11513,41 +11459,11 @@
         </mc:AlternateContent>
       </w:r>
       <w:r/>
-    </w:p>
-    <w:p>
-      <w:pPr>
-        <w:pBdr/>
-        <w:spacing/>
-        <w:ind/>
-        <w:rPr>
-          <w:highlight w:val="none"/>
-        </w:rPr>
-      </w:pPr>
-      <w:r>
-        <w:rPr>
-          <w:highlight w:val="none"/>
-        </w:rPr>
-      </w:r>
-      <w:r>
-        <w:rPr>
-          <w:highlight w:val="none"/>
-        </w:rPr>
-      </w:r>
-      <w:r>
-        <w:rPr>
-          <w:highlight w:val="none"/>
-        </w:rPr>
-      </w:r>
-    </w:p>
-    <w:p>
-      <w:pPr>
-        <w:pBdr/>
-        <w:spacing/>
-        <w:ind/>
+      <w:r>
         <w:rPr>
           <w:rFonts w:ascii="Times New Roman" w:hAnsi="Times New Roman" w:cs="Times New Roman"/>
         </w:rPr>
-      </w:pPr>
+      </w:r>
       <w:r>
         <w:rPr>
           <w:rFonts w:ascii="Times New Roman" w:hAnsi="Times New Roman" w:cs="Times New Roman"/>
@@ -11558,11 +11474,7 @@
           <w:rFonts w:ascii="Times New Roman" w:hAnsi="Times New Roman" w:cs="Times New Roman"/>
         </w:rPr>
       </w:r>
-      <w:r>
-        <w:rPr>
-          <w:rFonts w:ascii="Times New Roman" w:hAnsi="Times New Roman" w:cs="Times New Roman"/>
-        </w:rPr>
-      </w:r>
+      <w:r/>
     </w:p>
     <w:p>
       <w:pPr>
@@ -12365,81 +12277,6 @@
           </mc:Fallback>
         </mc:AlternateContent>
       </w:r>
-      <w:r/>
-    </w:p>
-    <w:p>
-      <w:pPr>
-        <w:pBdr>
-          <w:top w:val="none" w:color="000000" w:sz="4" w:space="0"/>
-          <w:left w:val="none" w:color="000000" w:sz="4" w:space="0"/>
-          <w:bottom w:val="none" w:color="000000" w:sz="4" w:space="0"/>
-          <w:right w:val="none" w:color="000000" w:sz="4" w:space="0"/>
-        </w:pBdr>
-        <w:spacing/>
-        <w:ind w:right="0" w:firstLine="0" w:left="0"/>
-        <w:rPr/>
-      </w:pPr>
-      <w:r/>
-      <w:r/>
-    </w:p>
-    <w:p>
-      <w:pPr>
-        <w:pBdr>
-          <w:top w:val="none" w:color="000000" w:sz="4" w:space="0"/>
-          <w:left w:val="none" w:color="000000" w:sz="4" w:space="0"/>
-          <w:bottom w:val="none" w:color="000000" w:sz="4" w:space="0"/>
-          <w:right w:val="none" w:color="000000" w:sz="4" w:space="0"/>
-        </w:pBdr>
-        <w:spacing/>
-        <w:ind w:right="0" w:firstLine="0" w:left="0"/>
-        <w:rPr/>
-      </w:pPr>
-      <w:r/>
-      <w:r/>
-    </w:p>
-    <w:p>
-      <w:pPr>
-        <w:pBdr>
-          <w:top w:val="none" w:color="000000" w:sz="4" w:space="0"/>
-          <w:left w:val="none" w:color="000000" w:sz="4" w:space="0"/>
-          <w:bottom w:val="none" w:color="000000" w:sz="4" w:space="0"/>
-          <w:right w:val="none" w:color="000000" w:sz="4" w:space="0"/>
-        </w:pBdr>
-        <w:spacing/>
-        <w:ind w:right="0" w:firstLine="0" w:left="0"/>
-        <w:rPr/>
-      </w:pPr>
-      <w:r/>
-      <w:r/>
-    </w:p>
-    <w:p>
-      <w:pPr>
-        <w:pBdr>
-          <w:top w:val="none" w:color="000000" w:sz="4" w:space="0"/>
-          <w:left w:val="none" w:color="000000" w:sz="4" w:space="0"/>
-          <w:bottom w:val="none" w:color="000000" w:sz="4" w:space="0"/>
-          <w:right w:val="none" w:color="000000" w:sz="4" w:space="0"/>
-        </w:pBdr>
-        <w:spacing/>
-        <w:ind w:right="0" w:firstLine="0" w:left="0"/>
-        <w:rPr/>
-      </w:pPr>
-      <w:r/>
-      <w:r/>
-    </w:p>
-    <w:p>
-      <w:pPr>
-        <w:pBdr>
-          <w:top w:val="none" w:color="000000" w:sz="4" w:space="0"/>
-          <w:left w:val="none" w:color="000000" w:sz="4" w:space="0"/>
-          <w:bottom w:val="none" w:color="000000" w:sz="4" w:space="0"/>
-          <w:right w:val="none" w:color="000000" w:sz="4" w:space="0"/>
-        </w:pBdr>
-        <w:spacing/>
-        <w:ind w:right="0" w:firstLine="0" w:left="0"/>
-        <w:rPr/>
-      </w:pPr>
-      <w:r/>
       <w:r/>
     </w:p>
     <w:p>
